--- a/Billy_Labs_NEXT_STEPS_v0.1.docx
+++ b/Billy_Labs_NEXT_STEPS_v0.1.docx
@@ -12,15 +12,9 @@
     </w:p>
     <w:p>
       <w:r>
-        <w:rPr>
-          <w:b/>
-        </w:rPr>
         <w:t>Purpose</w:t>
         <w:br/>
-      </w:r>
-      <w:r>
-        <w:t>This document is a living roadmap. It bridges one release to the next by recording the current milestone, immediate priorities, and longer-term vision. Each release should update this document rather than replace it.</w:t>
-        <w:br/>
+        <w:t>This document is the living roadmap between releases. Each working release updates and carries it forward.</w:t>
       </w:r>
     </w:p>
     <w:p>
@@ -33,9 +27,16 @@
     </w:p>
     <w:p>
       <w:r>
-        <w:t>✓ v2.5.6 – Engineering Pass 2 Complete</w:t>
+        <w:t>✓ v2.6.0 – Curator Explorer Foundation completed</w:t>
         <w:br/>
-        <w:t>The Emoji Engine is now stable, centralized, tested, and performant.</w:t>
+        <w:t>The former public Explorer is now the internal Museum Archive, with inventory browsing, curator-status filters, inspection, and editor handoff.</w:t>
+      </w:r>
+    </w:p>
+    <w:p>
+      <w:r>
+        <w:t>✓ v2.6.1 – Curator Foundation Hotfix</w:t>
+        <w:br/>
+        <w:t>Public Curator visibility is corrected, Museum Archive access is prominent from the Curator control room, and release metadata is synchronized.</w:t>
       </w:r>
     </w:p>
     <w:p>
@@ -43,12 +44,12 @@
         <w:pStyle w:val="Heading2"/>
       </w:pPr>
       <w:r>
-        <w:t>Next Release</w:t>
+        <w:t>Immediate Next Release</w:t>
       </w:r>
     </w:p>
     <w:p>
       <w:r>
-        <w:t>v2.6.0 – Curator Explorer Foundation</w:t>
+        <w:t>v2.7.0 – Laboratory</w:t>
       </w:r>
     </w:p>
     <w:p>
@@ -56,7 +57,7 @@
         <w:pStyle w:val="ListBullet"/>
       </w:pPr>
       <w:r>
-        <w:t>Preserve Curator Explorer Design Notes v0.1 in the repository.</w:t>
+        <w:t>Replace public search with the Laboratory experience.</w:t>
       </w:r>
     </w:p>
     <w:p>
@@ -64,7 +65,7 @@
         <w:pStyle w:val="ListBullet"/>
       </w:pPr>
       <w:r>
-        <w:t>Convert Explorer into a curator-only internal workspace.</w:t>
+        <w:t>Support drag-and-drop ingredient selection.</w:t>
       </w:r>
     </w:p>
     <w:p>
@@ -72,7 +73,7 @@
         <w:pStyle w:val="ListBullet"/>
       </w:pPr>
       <w:r>
-        <w:t>Remove Explorer from visitor navigation.</w:t>
+        <w:t>Show only valid second ingredients and valid mashups.</w:t>
       </w:r>
     </w:p>
     <w:p>
@@ -80,7 +81,7 @@
         <w:pStyle w:val="ListBullet"/>
       </w:pPr>
       <w:r>
-        <w:t>Retain full inventory browsing capabilities.</w:t>
+        <w:t>Preserve duplicate-ingredient mashups such as emojiA + emojiA.</w:t>
       </w:r>
     </w:p>
     <w:p>
@@ -88,7 +89,7 @@
         <w:pStyle w:val="ListBullet"/>
       </w:pPr>
       <w:r>
-        <w:t>Add initial curator filters: Missing Blurblets, Draft, Published, Recently Added.</w:t>
+        <w:t>Add delightful experimentation feedback, including duplicate handling and discovery rewards.</w:t>
       </w:r>
     </w:p>
     <w:p>
@@ -96,15 +97,7 @@
         <w:pStyle w:val="ListBullet"/>
       </w:pPr>
       <w:r>
-        <w:t>Add first inspector/edit workflow.</w:t>
-      </w:r>
-    </w:p>
-    <w:p>
-      <w:pPr>
-        <w:pStyle w:val="ListBullet"/>
-      </w:pPr>
-      <w:r>
-        <w:t>Keep the implementation intentionally modular.</w:t>
+        <w:t>Keep the implementation compatible with future collections, accounts, and synchronized progression.</w:t>
       </w:r>
     </w:p>
     <w:p>
@@ -112,119 +105,7 @@
         <w:pStyle w:val="Heading2"/>
       </w:pPr>
       <w:r>
-        <w:t>Planned Follow-up (Curator Explorer)</w:t>
-      </w:r>
-    </w:p>
-    <w:p>
-      <w:pPr>
-        <w:pStyle w:val="ListBullet"/>
-      </w:pPr>
-      <w:r>
-        <w:t>Dashboard cards</w:t>
-      </w:r>
-    </w:p>
-    <w:p>
-      <w:pPr>
-        <w:pStyle w:val="ListBullet"/>
-      </w:pPr>
-      <w:r>
-        <w:t>Museum Health panel</w:t>
-      </w:r>
-    </w:p>
-    <w:p>
-      <w:pPr>
-        <w:pStyle w:val="ListBullet"/>
-      </w:pPr>
-      <w:r>
-        <w:t>Saved filters</w:t>
-      </w:r>
-    </w:p>
-    <w:p>
-      <w:pPr>
-        <w:pStyle w:val="ListBullet"/>
-      </w:pPr>
-      <w:r>
-        <w:t>Bulk actions</w:t>
-      </w:r>
-    </w:p>
-    <w:p>
-      <w:pPr>
-        <w:pStyle w:val="ListBullet"/>
-      </w:pPr>
-      <w:r>
-        <w:t>Advanced inspector</w:t>
-      </w:r>
-    </w:p>
-    <w:p>
-      <w:pPr>
-        <w:pStyle w:val="ListBullet"/>
-      </w:pPr>
-      <w:r>
-        <w:t>Workflow automation</w:t>
-      </w:r>
-    </w:p>
-    <w:p>
-      <w:pPr>
-        <w:pStyle w:val="ListBullet"/>
-      </w:pPr>
-      <w:r>
-        <w:t>Analytics and reporting</w:t>
-      </w:r>
-    </w:p>
-    <w:p>
-      <w:pPr>
-        <w:pStyle w:val="Heading2"/>
-      </w:pPr>
-      <w:r>
-        <w:t>Future Major Milestones</w:t>
-      </w:r>
-    </w:p>
-    <w:p>
-      <w:pPr>
-        <w:pStyle w:val="Heading3"/>
-      </w:pPr>
-      <w:r>
-        <w:t>v2.7.x – Laboratory</w:t>
-      </w:r>
-    </w:p>
-    <w:p>
-      <w:pPr>
-        <w:pStyle w:val="ListBullet"/>
-      </w:pPr>
-      <w:r>
-        <w:t>Drag-and-drop emoji selection</w:t>
-      </w:r>
-    </w:p>
-    <w:p>
-      <w:pPr>
-        <w:pStyle w:val="ListBullet"/>
-      </w:pPr>
-      <w:r>
-        <w:t>Only valid combinations</w:t>
-      </w:r>
-    </w:p>
-    <w:p>
-      <w:pPr>
-        <w:pStyle w:val="ListBullet"/>
-      </w:pPr>
-      <w:r>
-        <w:t>Delightful discovery experience</w:t>
-      </w:r>
-    </w:p>
-    <w:p>
-      <w:pPr>
-        <w:pStyle w:val="ListBullet"/>
-      </w:pPr>
-      <w:r>
-        <w:t>Duplicate handling</w:t>
-      </w:r>
-    </w:p>
-    <w:p>
-      <w:pPr>
-        <w:pStyle w:val="ListBullet"/>
-      </w:pPr>
-      <w:r>
-        <w:t>Discovery rewards</w:t>
+        <w:t>Planned Follow-up</w:t>
       </w:r>
     </w:p>
     <w:p>
@@ -240,7 +121,7 @@
         <w:pStyle w:val="ListBullet"/>
       </w:pPr>
       <w:r>
-        <w:t>Collection Book</w:t>
+        <w:t>Collection Book views, beginning with Hide Empty Slots.</w:t>
       </w:r>
     </w:p>
     <w:p>
@@ -248,7 +129,7 @@
         <w:pStyle w:val="ListBullet"/>
       </w:pPr>
       <w:r>
-        <w:t>Living Trophies</w:t>
+        <w:t>Living Trophies and exhibits.</w:t>
       </w:r>
     </w:p>
     <w:p>
@@ -256,7 +137,7 @@
         <w:pStyle w:val="ListBullet"/>
       </w:pPr>
       <w:r>
-        <w:t>Exhibits</w:t>
+        <w:t>Achievements, points, unlocks, and progression rewards.</w:t>
       </w:r>
     </w:p>
     <w:p>
@@ -264,7 +145,15 @@
         <w:pStyle w:val="ListBullet"/>
       </w:pPr>
       <w:r>
-        <w:t>Achievements</w:t>
+        <w:t>Public point total on the Trophy page.</w:t>
+      </w:r>
+    </w:p>
+    <w:p>
+      <w:pPr>
+        <w:pStyle w:val="Heading3"/>
+      </w:pPr>
+      <w:r>
+        <w:t>Later Milestones</w:t>
       </w:r>
     </w:p>
     <w:p>
@@ -272,15 +161,7 @@
         <w:pStyle w:val="ListBullet"/>
       </w:pPr>
       <w:r>
-        <w:t>Points &amp; unlocks</w:t>
-      </w:r>
-    </w:p>
-    <w:p>
-      <w:pPr>
-        <w:pStyle w:val="Heading3"/>
-      </w:pPr>
-      <w:r>
-        <w:t>Long-term Vision</w:t>
+        <w:t>Accounts and synchronized progress.</w:t>
       </w:r>
     </w:p>
     <w:p>
@@ -288,7 +169,7 @@
         <w:pStyle w:val="ListBullet"/>
       </w:pPr>
       <w:r>
-        <w:t>Community blurblets</w:t>
+        <w:t>Profiles and privacy-aware social discovery.</w:t>
       </w:r>
     </w:p>
     <w:p>
@@ -296,7 +177,7 @@
         <w:pStyle w:val="ListBullet"/>
       </w:pPr>
       <w:r>
-        <w:t>Accounts &amp; profiles</w:t>
+        <w:t>Leaderboards.</w:t>
       </w:r>
     </w:p>
     <w:p>
@@ -304,7 +185,7 @@
         <w:pStyle w:val="ListBullet"/>
       </w:pPr>
       <w:r>
-        <w:t>Leaderboards</w:t>
+        <w:t>Community blurblet submissions, reactions, and moderation.</w:t>
       </w:r>
     </w:p>
     <w:p>
@@ -312,15 +193,7 @@
         <w:pStyle w:val="ListBullet"/>
       </w:pPr>
       <w:r>
-        <w:t>Google update pipeline</w:t>
-      </w:r>
-    </w:p>
-    <w:p>
-      <w:pPr>
-        <w:pStyle w:val="ListBullet"/>
-      </w:pPr>
-      <w:r>
-        <w:t>Ongoing curator workflow improvements</w:t>
+        <w:t>Ongoing Museum Archive workflow improvements.</w:t>
       </w:r>
     </w:p>
     <w:p>
@@ -333,22 +206,12 @@
     </w:p>
     <w:p>
       <w:r>
-        <w:t>At the end of every Billy Labs release:</w:t>
-        <w:br/>
-        <w:t>• Mark completed items.</w:t>
-        <w:br/>
-        <w:t>• Add newly discovered work.</w:t>
-        <w:br/>
-        <w:t>• Remove obsolete ideas.</w:t>
-        <w:br/>
-        <w:t>• Reorder priorities.</w:t>
-        <w:br/>
-        <w:t>• Carry this document forward into the next release.</w:t>
+        <w:t>At the end of every Billy Labs release: mark completed work; add newly discovered work; remove obsolete ideas; reorder priorities; update the visible version, build metadata, changelog, and this roadmap; and treat the newest successful build as canonical unless explicitly directed otherwise.</w:t>
       </w:r>
     </w:p>
     <w:sectPr>
       <w:pgSz w:w="12240" w:h="15840"/>
-      <w:pgMar w:top="1440" w:right="1800" w:bottom="1440" w:left="1800" w:header="720" w:footer="720" w:gutter="0"/>
+      <w:pgMar w:top="936" w:right="1080" w:bottom="936" w:left="1080" w:header="720" w:footer="720" w:gutter="0"/>
       <w:cols w:space="720"/>
       <w:docGrid w:linePitch="360"/>
     </w:sectPr>
@@ -719,6 +582,12 @@
     <w:name w:val="Normal"/>
     <w:qFormat/>
     <w:rsid w:val="00FC693F"/>
+    <w:pPr>
+      <w:spacing w:after="60"/>
+    </w:pPr>
+    <w:rPr>
+      <w:sz w:val="21"/>
+    </w:rPr>
   </w:style>
   <w:style w:type="paragraph" w:styleId="Header">
     <w:name w:val="header"/>
@@ -775,7 +644,7 @@
     <w:pPr>
       <w:keepNext/>
       <w:keepLines/>
-      <w:spacing w:before="480" w:after="0"/>
+      <w:spacing w:before="140" w:after="40"/>
       <w:outlineLvl w:val="0"/>
     </w:pPr>
     <w:rPr>
@@ -799,7 +668,7 @@
     <w:pPr>
       <w:keepNext/>
       <w:keepLines/>
-      <w:spacing w:before="200" w:after="0"/>
+      <w:spacing w:before="140" w:after="40"/>
       <w:outlineLvl w:val="1"/>
     </w:pPr>
     <w:rPr>
@@ -823,7 +692,7 @@
     <w:pPr>
       <w:keepNext/>
       <w:keepLines/>
-      <w:spacing w:before="200" w:after="0"/>
+      <w:spacing w:before="140" w:after="40"/>
       <w:outlineLvl w:val="2"/>
     </w:pPr>
     <w:rPr>
@@ -1246,8 +1115,12 @@
       <w:numPr>
         <w:numId w:val="1"/>
       </w:numPr>
+      <w:spacing w:after="0"/>
       <w:contextualSpacing/>
     </w:pPr>
+    <w:rPr>
+      <w:sz w:val="21"/>
+    </w:rPr>
   </w:style>
   <w:style w:type="paragraph" w:styleId="ListBullet2">
     <w:name w:val="List Bullet 2"/>

--- a/Billy_Labs_NEXT_STEPS_v0.1.docx
+++ b/Billy_Labs_NEXT_STEPS_v0.1.docx
@@ -34,9 +34,19 @@
     </w:p>
     <w:p>
       <w:r>
-        <w:t>✓ v2.6.1 – Curator Foundation Hotfix</w:t>
+        <w:t>✓ v2.6.1 – Curator Foundation Hotfix completed</w:t>
         <w:br/>
-        <w:t>Public Curator visibility is corrected, Museum Archive access is prominent from the Curator control room, and release metadata is synchronized.</w:t>
+        <w:t>Public Curator visibility was corrected, Museum Archive access was made prominent from the Curator control room, and release metadata was synchronized.</w:t>
+      </w:r>
+    </w:p>
+    <w:p>
+      <w:r>
+        <w:t>✓ v2.6.2 – Curator Navigation Restoration completed</w:t>
+      </w:r>
+    </w:p>
+    <w:p>
+      <w:r>
+        <w:t>Home Curator now opens Museum Archive, the Control Room entry lives in the Archive, the hidden mashup-page shortcut is removed, and PROJECT_MAP.md records the architecture.</w:t>
       </w:r>
     </w:p>
     <w:p>
